--- a/DOC/論文撰寫/鋰電池SOC估測方法之比較與嵌入式實作_20260707.docx
+++ b/DOC/論文撰寫/鋰電池SOC估測方法之比較與嵌入式實作_20260707.docx
@@ -14422,7 +14422,7 @@
               <w:rPr>
                 <w:rFonts w:eastAsia="標楷體" w:ascii="Times New Roman" w:hAnsi="Times New Roman"/>
                 <w:i w:val="0"/>
-                <w:color w:val="C00000"/>
+                <w:color w:val="000000"/>
                 <w:sz w:val="21"/>
               </w:rPr>
               <w:t xml:space="preserve">0.90</w:t>
@@ -14443,7 +14443,7 @@
               <w:rPr>
                 <w:rFonts w:eastAsia="標楷體" w:ascii="Times New Roman" w:hAnsi="Times New Roman"/>
                 <w:i w:val="0"/>
-                <w:color w:val="C00000"/>
+                <w:color w:val="000000"/>
                 <w:sz w:val="21"/>
               </w:rPr>
               <w:t xml:space="preserve">0.76</w:t>
@@ -14464,7 +14464,7 @@
               <w:rPr>
                 <w:rFonts w:eastAsia="標楷體" w:ascii="Times New Roman" w:hAnsi="Times New Roman"/>
                 <w:i w:val="0"/>
-                <w:color w:val="C00000"/>
+                <w:color w:val="000000"/>
                 <w:sz w:val="21"/>
               </w:rPr>
               <w:t xml:space="preserve">1.86</w:t>
@@ -14485,7 +14485,7 @@
               <w:rPr>
                 <w:rFonts w:eastAsia="標楷體" w:ascii="Times New Roman" w:hAnsi="Times New Roman"/>
                 <w:i w:val="0"/>
-                <w:color w:val="C00000"/>
+                <w:color w:val="000000"/>
                 <w:sz w:val="21"/>
               </w:rPr>
               <w:t xml:space="preserve">−0.75</w:t>
@@ -14528,7 +14528,7 @@
               <w:rPr>
                 <w:rFonts w:eastAsia="標楷體" w:ascii="Times New Roman" w:hAnsi="Times New Roman"/>
                 <w:i w:val="0"/>
-                <w:color w:val="C00000"/>
+                <w:color w:val="000000"/>
                 <w:sz w:val="21"/>
               </w:rPr>
               <w:t xml:space="preserve">0.22</w:t>
@@ -14549,7 +14549,7 @@
               <w:rPr>
                 <w:rFonts w:eastAsia="標楷體" w:ascii="Times New Roman" w:hAnsi="Times New Roman"/>
                 <w:i w:val="0"/>
-                <w:color w:val="C00000"/>
+                <w:color w:val="000000"/>
                 <w:sz w:val="21"/>
               </w:rPr>
               <w:t xml:space="preserve">0.20</w:t>
@@ -14570,7 +14570,7 @@
               <w:rPr>
                 <w:rFonts w:eastAsia="標楷體" w:ascii="Times New Roman" w:hAnsi="Times New Roman"/>
                 <w:i w:val="0"/>
-                <w:color w:val="C00000"/>
+                <w:color w:val="000000"/>
                 <w:sz w:val="21"/>
               </w:rPr>
               <w:t xml:space="preserve">0.57</w:t>
@@ -14591,7 +14591,7 @@
               <w:rPr>
                 <w:rFonts w:eastAsia="標楷體" w:ascii="Times New Roman" w:hAnsi="Times New Roman"/>
                 <w:i w:val="0"/>
-                <w:color w:val="C00000"/>
+                <w:color w:val="000000"/>
                 <w:sz w:val="21"/>
               </w:rPr>
               <w:t xml:space="preserve">−0.04</w:t>
@@ -14634,7 +14634,7 @@
               <w:rPr>
                 <w:rFonts w:eastAsia="標楷體" w:ascii="Times New Roman" w:hAnsi="Times New Roman"/>
                 <w:i w:val="0"/>
-                <w:color w:val="C00000"/>
+                <w:color w:val="000000"/>
                 <w:sz w:val="21"/>
               </w:rPr>
               <w:t xml:space="preserve">0.43</w:t>
@@ -14655,7 +14655,7 @@
               <w:rPr>
                 <w:rFonts w:eastAsia="標楷體" w:ascii="Times New Roman" w:hAnsi="Times New Roman"/>
                 <w:i w:val="0"/>
-                <w:color w:val="C00000"/>
+                <w:color w:val="000000"/>
                 <w:sz w:val="21"/>
               </w:rPr>
               <w:t xml:space="preserve">0.39</w:t>
@@ -14676,7 +14676,7 @@
               <w:rPr>
                 <w:rFonts w:eastAsia="標楷體" w:ascii="Times New Roman" w:hAnsi="Times New Roman"/>
                 <w:i w:val="0"/>
-                <w:color w:val="C00000"/>
+                <w:color w:val="000000"/>
                 <w:sz w:val="21"/>
               </w:rPr>
               <w:t xml:space="preserve">0.76</w:t>
@@ -14697,7 +14697,7 @@
               <w:rPr>
                 <w:rFonts w:eastAsia="標楷體" w:ascii="Times New Roman" w:hAnsi="Times New Roman"/>
                 <w:i w:val="0"/>
-                <w:color w:val="C00000"/>
+                <w:color w:val="000000"/>
                 <w:sz w:val="21"/>
               </w:rPr>
               <w:t xml:space="preserve">+0.39</w:t>
@@ -14740,7 +14740,7 @@
               <w:rPr>
                 <w:rFonts w:eastAsia="標楷體" w:ascii="Times New Roman" w:hAnsi="Times New Roman"/>
                 <w:i w:val="0"/>
-                <w:color w:val="C00000"/>
+                <w:color w:val="000000"/>
                 <w:sz w:val="21"/>
               </w:rPr>
               <w:t xml:space="preserve">0.79</w:t>
@@ -14761,7 +14761,7 @@
               <w:rPr>
                 <w:rFonts w:eastAsia="標楷體" w:ascii="Times New Roman" w:hAnsi="Times New Roman"/>
                 <w:i w:val="0"/>
-                <w:color w:val="C00000"/>
+                <w:color w:val="000000"/>
                 <w:sz w:val="21"/>
               </w:rPr>
               <w:t xml:space="preserve">0.74</w:t>
@@ -14782,7 +14782,7 @@
               <w:rPr>
                 <w:rFonts w:eastAsia="標楷體" w:ascii="Times New Roman" w:hAnsi="Times New Roman"/>
                 <w:i w:val="0"/>
-                <w:color w:val="C00000"/>
+                <w:color w:val="000000"/>
                 <w:sz w:val="21"/>
               </w:rPr>
               <w:t xml:space="preserve">1.36</w:t>
@@ -14803,7 +14803,7 @@
               <w:rPr>
                 <w:rFonts w:eastAsia="標楷體" w:ascii="Times New Roman" w:hAnsi="Times New Roman"/>
                 <w:i w:val="0"/>
-                <w:color w:val="C00000"/>
+                <w:color w:val="000000"/>
                 <w:sz w:val="21"/>
               </w:rPr>
               <w:t xml:space="preserve">+0.74</w:t>
@@ -17311,7 +17311,7 @@
               <w:rPr>
                 <w:rFonts w:eastAsia="標楷體" w:ascii="Times New Roman" w:hAnsi="Times New Roman"/>
                 <w:i w:val="0"/>
-                <w:color w:val="C00000"/>
+                <w:color w:val="000000"/>
                 <w:sz w:val="21"/>
               </w:rPr>
               <w:t xml:space="preserve">1.7–2.0</w:t>
@@ -17332,7 +17332,7 @@
               <w:rPr>
                 <w:rFonts w:eastAsia="標楷體" w:ascii="Times New Roman" w:hAnsi="Times New Roman"/>
                 <w:i w:val="0"/>
-                <w:color w:val="C00000"/>
+                <w:color w:val="000000"/>
                 <w:sz w:val="21"/>
               </w:rPr>
               <w:t xml:space="preserve">1.5–1.7</w:t>
@@ -17353,7 +17353,7 @@
               <w:rPr>
                 <w:rFonts w:eastAsia="標楷體" w:ascii="Times New Roman" w:hAnsi="Times New Roman"/>
                 <w:i w:val="0"/>
-                <w:color w:val="C00000"/>
+                <w:color w:val="000000"/>
                 <w:sz w:val="21"/>
               </w:rPr>
               <w:t xml:space="preserve">3.0–3.5</w:t>
@@ -17436,7 +17436,7 @@
               <w:rPr>
                 <w:rFonts w:eastAsia="標楷體" w:ascii="Times New Roman" w:hAnsi="Times New Roman"/>
                 <w:i w:val="0"/>
-                <w:color w:val="C00000"/>
+                <w:color w:val="000000"/>
                 <w:sz w:val="21"/>
               </w:rPr>
               <w:t xml:space="preserve">0.22–0.90</w:t>
@@ -17457,7 +17457,7 @@
               <w:rPr>
                 <w:rFonts w:eastAsia="標楷體" w:ascii="Times New Roman" w:hAnsi="Times New Roman"/>
                 <w:i w:val="0"/>
-                <w:color w:val="C00000"/>
+                <w:color w:val="000000"/>
                 <w:sz w:val="21"/>
               </w:rPr>
               <w:t xml:space="preserve">0.20–0.76</w:t>
@@ -17478,7 +17478,7 @@
               <w:rPr>
                 <w:rFonts w:eastAsia="標楷體" w:ascii="Times New Roman" w:hAnsi="Times New Roman"/>
                 <w:i w:val="0"/>
-                <w:color w:val="C00000"/>
+                <w:color w:val="000000"/>
                 <w:sz w:val="21"/>
               </w:rPr>
               <w:t xml:space="preserve">0.6–1.9</w:t>
@@ -17499,7 +17499,7 @@
               <w:rPr>
                 <w:rFonts w:eastAsia="標楷體" w:ascii="Times New Roman" w:hAnsi="Times New Roman"/>
                 <w:i w:val="0"/>
-                <w:color w:val="C00000"/>
+                <w:color w:val="000000"/>
                 <w:sz w:val="21"/>
               </w:rPr>
               <w:t xml:space="preserve">單步（電壓播種）</w:t>
@@ -18240,7 +18240,7 @@
               <w:rPr>
                 <w:rFonts w:eastAsia="標楷體" w:ascii="Times New Roman" w:hAnsi="Times New Roman"/>
                 <w:i w:val="0"/>
-                <w:color w:val="C00000"/>
+                <w:color w:val="000000"/>
                 <w:sz w:val="21"/>
               </w:rPr>
               <w:t xml:space="preserve">不收斂（實測；以充飽重錨補救）</w:t>
@@ -18261,7 +18261,7 @@
               <w:rPr>
                 <w:rFonts w:eastAsia="標楷體" w:ascii="Times New Roman" w:hAnsi="Times New Roman"/>
                 <w:i w:val="0"/>
-                <w:color w:val="C00000"/>
+                <w:color w:val="000000"/>
                 <w:sz w:val="21"/>
               </w:rPr>
               <w:t xml:space="preserve">單步拉回（實測）</w:t>
@@ -18282,7 +18282,7 @@
               <w:rPr>
                 <w:rFonts w:eastAsia="標楷體" w:ascii="Times New Roman" w:hAnsi="Times New Roman"/>
                 <w:i w:val="0"/>
-                <w:color w:val="C00000"/>
+                <w:color w:val="000000"/>
                 <w:sz w:val="21"/>
               </w:rPr>
               <w:t xml:space="preserve">首事件重估 ≤60 s（實測）</w:t>
@@ -18325,7 +18325,7 @@
               <w:rPr>
                 <w:rFonts w:eastAsia="標楷體" w:ascii="Times New Roman" w:hAnsi="Times New Roman"/>
                 <w:i w:val="0"/>
-                <w:color w:val="C00000"/>
+                <w:color w:val="000000"/>
                 <w:sz w:val="21"/>
               </w:rPr>
               <w:t xml:space="preserve">≤0.21%（無感）</w:t>
@@ -18346,7 +18346,7 @@
               <w:rPr>
                 <w:rFonts w:eastAsia="標楷體" w:ascii="Times New Roman" w:hAnsi="Times New Roman"/>
                 <w:i w:val="0"/>
-                <w:color w:val="C00000"/>
+                <w:color w:val="000000"/>
                 <w:sz w:val="21"/>
               </w:rPr>
               <w:t xml:space="preserve">≤0.48%（RC 吸收暫態）</w:t>
@@ -18367,7 +18367,7 @@
               <w:rPr>
                 <w:rFonts w:eastAsia="標楷體" w:ascii="Times New Roman" w:hAnsi="Times New Roman"/>
                 <w:i w:val="0"/>
-                <w:color w:val="C00000"/>
+                <w:color w:val="000000"/>
                 <w:sz w:val="21"/>
               </w:rPr>
               <w:t xml:space="preserve">10–48%（切換被誤當事件重錨）</w:t>
@@ -18411,7 +18411,7 @@
               <w:rPr>
                 <w:rFonts w:eastAsia="標楷體" w:ascii="Times New Roman" w:hAnsi="Times New Roman"/>
                 <w:i w:val="0"/>
-                <w:color w:val="C00000"/>
+                <w:color w:val="000000"/>
                 <w:sz w:val="21"/>
               </w:rPr>
               <w:t xml:space="preserve">≤0.054%（積分平均；懼偏置）</w:t>
@@ -18432,7 +18432,7 @@
               <w:rPr>
                 <w:rFonts w:eastAsia="標楷體" w:ascii="Times New Roman" w:hAnsi="Times New Roman"/>
                 <w:i w:val="0"/>
-                <w:color w:val="C00000"/>
+                <w:color w:val="000000"/>
                 <w:sz w:val="21"/>
               </w:rPr>
               <w:t xml:space="preserve">≤0.27%、有界（濾波）</w:t>
@@ -18453,7 +18453,7 @@
               <w:rPr>
                 <w:rFonts w:eastAsia="標楷體" w:ascii="Times New Roman" w:hAnsi="Times New Roman"/>
                 <w:i w:val="0"/>
-                <w:color w:val="C00000"/>
+                <w:color w:val="000000"/>
                 <w:sz w:val="21"/>
               </w:rPr>
               <w:t xml:space="preserve">≈53%（分枝翻轉，混沌敏感）</w:t>
@@ -18692,7 +18692,7 @@
               <w:rPr>
                 <w:rFonts w:eastAsia="標楷體" w:ascii="Times New Roman" w:hAnsi="Times New Roman"/>
                 <w:i w:val="0"/>
-                <w:color w:val="C00000"/>
+                <w:color w:val="000000"/>
                 <w:sz w:val="21"/>
               </w:rPr>
               <w:t xml:space="preserve">+1,892</w:t>
@@ -18713,7 +18713,7 @@
               <w:rPr>
                 <w:rFonts w:eastAsia="標楷體" w:ascii="Times New Roman" w:hAnsi="Times New Roman"/>
                 <w:i w:val="0"/>
-                <w:color w:val="C00000"/>
+                <w:color w:val="000000"/>
                 <w:sz w:val="21"/>
               </w:rPr>
               <w:t xml:space="preserve">+24</w:t>
@@ -18734,7 +18734,7 @@
               <w:rPr>
                 <w:rFonts w:eastAsia="標楷體" w:ascii="Times New Roman" w:hAnsi="Times New Roman"/>
                 <w:i w:val="0"/>
-                <w:color w:val="C00000"/>
+                <w:color w:val="000000"/>
                 <w:sz w:val="21"/>
               </w:rPr>
               <w:t xml:space="preserve">305（4.8 µs）</w:t>
@@ -18817,7 +18817,7 @@
               <w:rPr>
                 <w:rFonts w:eastAsia="標楷體" w:ascii="Times New Roman" w:hAnsi="Times New Roman"/>
                 <w:i w:val="0"/>
-                <w:color w:val="C00000"/>
+                <w:color w:val="000000"/>
                 <w:sz w:val="21"/>
               </w:rPr>
               <w:t xml:space="preserve">+2,336</w:t>
@@ -18838,7 +18838,7 @@
               <w:rPr>
                 <w:rFonts w:eastAsia="標楷體" w:ascii="Times New Roman" w:hAnsi="Times New Roman"/>
                 <w:i w:val="0"/>
-                <w:color w:val="C00000"/>
+                <w:color w:val="000000"/>
                 <w:sz w:val="21"/>
               </w:rPr>
               <w:t xml:space="preserve">+40</w:t>
@@ -18859,7 +18859,7 @@
               <w:rPr>
                 <w:rFonts w:eastAsia="標楷體" w:ascii="Times New Roman" w:hAnsi="Times New Roman"/>
                 <w:i w:val="0"/>
-                <w:color w:val="C00000"/>
+                <w:color w:val="000000"/>
                 <w:sz w:val="21"/>
               </w:rPr>
               <w:t xml:space="preserve">15,187（237 µs）</w:t>
@@ -18942,7 +18942,7 @@
               <w:rPr>
                 <w:rFonts w:eastAsia="標楷體" w:ascii="Times New Roman" w:hAnsi="Times New Roman"/>
                 <w:i w:val="0"/>
-                <w:color w:val="C00000"/>
+                <w:color w:val="000000"/>
                 <w:sz w:val="21"/>
               </w:rPr>
               <w:t xml:space="preserve">+1,540</w:t>
@@ -18963,7 +18963,7 @@
               <w:rPr>
                 <w:rFonts w:eastAsia="標楷體" w:ascii="Times New Roman" w:hAnsi="Times New Roman"/>
                 <w:i w:val="0"/>
-                <w:color w:val="C00000"/>
+                <w:color w:val="000000"/>
                 <w:sz w:val="21"/>
               </w:rPr>
               <w:t xml:space="preserve">+48</w:t>
@@ -18984,7 +18984,7 @@
               <w:rPr>
                 <w:rFonts w:eastAsia="標楷體" w:ascii="Times New Roman" w:hAnsi="Times New Roman"/>
                 <w:i w:val="0"/>
-                <w:color w:val="C00000"/>
+                <w:color w:val="000000"/>
                 <w:sz w:val="21"/>
               </w:rPr>
               <w:t xml:space="preserve">442（6.9 µs）</w:t>
@@ -19067,7 +19067,7 @@
               <w:rPr>
                 <w:rFonts w:eastAsia="標楷體" w:ascii="Times New Roman" w:hAnsi="Times New Roman"/>
                 <w:i w:val="0"/>
-                <w:color w:val="C00000"/>
+                <w:color w:val="000000"/>
                 <w:sz w:val="21"/>
               </w:rPr>
               <w:t xml:space="preserve">同上</w:t>
@@ -19088,7 +19088,7 @@
               <w:rPr>
                 <w:rFonts w:eastAsia="標楷體" w:ascii="Times New Roman" w:hAnsi="Times New Roman"/>
                 <w:i w:val="0"/>
-                <w:color w:val="C00000"/>
+                <w:color w:val="000000"/>
                 <w:sz w:val="21"/>
               </w:rPr>
               <w:t xml:space="preserve">同上</w:t>
@@ -19109,7 +19109,7 @@
               <w:rPr>
                 <w:rFonts w:eastAsia="標楷體" w:ascii="Times New Roman" w:hAnsi="Times New Roman"/>
                 <w:i w:val="0"/>
-                <w:color w:val="C00000"/>
+                <w:color w:val="000000"/>
                 <w:sz w:val="21"/>
               </w:rPr>
               <w:t xml:space="preserve">6,525（102 µs）</w:t>
